--- a/Objetivos DineMeNow.docx
+++ b/Objetivos DineMeNow.docx
@@ -20,19 +20,11 @@
       </w:pPr>
       <w:bookmarkStart w:id="0" w:name="_yds9pcczzhjm" w:colFirst="0" w:colLast="0"/>
       <w:bookmarkEnd w:id="0"/>
-      <w:proofErr w:type="spellStart"/>
-      <w:r>
-        <w:rPr>
-          <w:b/>
-        </w:rPr>
-        <w:t>DineMeNow</w:t>
-      </w:r>
-      <w:proofErr w:type="spellEnd"/>
-      <w:r>
-        <w:rPr>
-          <w:b/>
-        </w:rPr>
-        <w:t xml:space="preserve"> 🐈</w:t>
+      <w:r>
+        <w:rPr>
+          <w:b/>
+        </w:rPr>
+        <w:t xml:space="preserve">DineMeNow </w:t>
       </w:r>
     </w:p>
     <w:p/>
@@ -52,35 +44,29 @@
           <w:b/>
           <w:color w:val="000000"/>
         </w:rPr>
-        <w:t>OBJETIVO GENERAL</w:t>
-      </w:r>
-    </w:p>
-    <w:p>
-      <w:pPr>
-        <w:rPr>
-          <w:color w:val="FFFFFF"/>
+        <w:t>OBJETIVO</w:t>
+      </w:r>
+      <w:r>
+        <w:rPr>
+          <w:b/>
+          <w:color w:val="000000"/>
+        </w:rPr>
+        <w:t xml:space="preserve"> GENERAL</w:t>
+      </w:r>
+    </w:p>
+    <w:p>
+      <w:pPr>
+        <w:rPr>
+          <w:color w:val="000000" w:themeColor="text1"/>
           <w:highlight w:val="white"/>
         </w:rPr>
       </w:pPr>
       <w:r>
-        <w:t xml:space="preserve">Desarrollar una aplicación para la comunidad en Bogotá orientada a la consulta de la oferta de restaurantes registrados por zonas, la visualización de cupos disponibles, el acceso a menús, la selección de platos y la reserva de mesas, incluyendo notificación de confirmación; al mismo tiempo, proveer a los administradores de los establecimientos una herramienta funcional para la gestión de reservas y la modificación del menú ofrecido, así como la calificación y los comentarios de los usuarios sobre los restaurantes visitados para considerar su </w:t>
-      </w:r>
-      <w:r>
-        <w:t>opinión.</w:t>
-      </w:r>
-      <w:r>
-        <w:rPr>
-          <w:color w:val="FFFFFF"/>
+        <w:rPr>
+          <w:color w:val="000000" w:themeColor="text1"/>
           <w:highlight w:val="white"/>
         </w:rPr>
-        <w:t xml:space="preserve"> Dirigido</w:t>
-      </w:r>
-      <w:r>
-        <w:rPr>
-          <w:color w:val="FFFFFF"/>
-          <w:highlight w:val="white"/>
-        </w:rPr>
-        <w:t xml:space="preserve"> a las empresas restaurantes. </w:t>
+        <w:t>Desarrollar una aplicación para la comunidad en Bogotá que permita consultar restaurantes por zona, visualizar disponibilidad de mesas y gestionar reservas en tiempo real, mejorando la experiencia tanto para clientes como administradores.</w:t>
       </w:r>
     </w:p>
     <w:p>
@@ -131,7 +117,7 @@
         <w:jc w:val="both"/>
       </w:pPr>
       <w:r>
-        <w:t>Brindar facilidad a los administradores del restaurante al momento de gestionar las mesas.</w:t>
+        <w:t xml:space="preserve">Facilitar la gestión de mesas a los administradores. </w:t>
       </w:r>
     </w:p>
     <w:p>
@@ -143,7 +129,13 @@
         <w:jc w:val="both"/>
       </w:pPr>
       <w:r>
-        <w:t>Editar la reserva. Gestionar las reservas del restaurante</w:t>
+        <w:t xml:space="preserve">Permitir a los </w:t>
+      </w:r>
+      <w:r>
+        <w:t>clientes</w:t>
+      </w:r>
+      <w:r>
+        <w:t xml:space="preserve"> editar y recibir notificaciones sobre su reserva.</w:t>
       </w:r>
     </w:p>
     <w:p>
@@ -191,7 +183,7 @@
         <w:jc w:val="both"/>
       </w:pPr>
       <w:r>
-        <w:t>Mostrar el menú de platos y reservarlo.</w:t>
+        <w:t>Llevar registro de clientes.</w:t>
       </w:r>
     </w:p>
     <w:p>
@@ -203,7 +195,7 @@
         <w:jc w:val="both"/>
       </w:pPr>
       <w:r>
-        <w:t>Permitir a los clientes ver los restaurantes de la zona.</w:t>
+        <w:t>Mostrar el menú de platos y reservarlo.</w:t>
       </w:r>
     </w:p>
     <w:p>
@@ -215,7 +207,7 @@
         <w:jc w:val="both"/>
       </w:pPr>
       <w:r>
-        <w:t xml:space="preserve">Calificar los restaurantes. </w:t>
+        <w:t>Permitir a los clientes ver los restaurantes de la zona.</w:t>
       </w:r>
     </w:p>
     <w:p>
@@ -227,8 +219,14 @@
         <w:jc w:val="both"/>
       </w:pPr>
       <w:r>
-        <w:t>Notificar sobre las reservas.</w:t>
-      </w:r>
+        <w:t xml:space="preserve">Calificar los restaurantes. </w:t>
+      </w:r>
+    </w:p>
+    <w:p>
+      <w:pPr>
+        <w:ind w:left="720"/>
+        <w:jc w:val="both"/>
+      </w:pPr>
     </w:p>
     <w:p>
       <w:pPr>
@@ -271,61 +269,16 @@
         </w:rPr>
       </w:pPr>
       <w:r>
-        <w:t>En una ciudad como Bogotá, caracterizada por su diversidad cultural y gastronómica, existe una oferta abundante de restaurantes, cafeterías y demás establecimientos de comida. Sin embargo, muchos consumidores enfrentan un problema recurrente la falta de información clara, actualizada y centralizada sobre estos lugares; Se llega perder una gran cantidad de tiempo cuando se encuentra el restaurante y está lleno.</w:t>
+        <w:t>En una ciudad como Bogotá, caracterizada por su diversidad cultural y gastronómica, existe una oferta abundante de restaurantes, cafeterías y demás establecimientos de comida. Sin embargo, muchos consumidores enfrentan un problema recurrente la falta de información clara, actualizada y centralizada sobre estos lugares;</w:t>
+      </w:r>
+      <w:r>
+        <w:t xml:space="preserve"> Esto genera perdida de tiempo para los usuarios, quienes deben desplazarse hasta el restaurante para descubrir que no hay disponibilidad</w:t>
+      </w:r>
+      <w:r>
+        <w:t>.</w:t>
       </w:r>
       <w:r>
         <w:br/>
-      </w:r>
-      <w:r>
-        <w:br/>
-      </w:r>
-      <w:r>
-        <w:br/>
-      </w:r>
-    </w:p>
-    <w:p>
-      <w:pPr>
-        <w:jc w:val="both"/>
-        <w:rPr>
-          <w:color w:val="FFFFFF"/>
-        </w:rPr>
-      </w:pPr>
-      <w:r>
-        <w:rPr>
-          <w:color w:val="FFFFFF"/>
-        </w:rPr>
-        <w:t xml:space="preserve">la </w:t>
-      </w:r>
-      <w:r>
-        <w:rPr>
-          <w:b/>
-          <w:color w:val="FFFFFF"/>
-        </w:rPr>
-        <w:t>ineficiencia operativa</w:t>
-      </w:r>
-      <w:r>
-        <w:rPr>
-          <w:color w:val="FFFFFF"/>
-        </w:rPr>
-        <w:t xml:space="preserve"> y la </w:t>
-      </w:r>
-      <w:r>
-        <w:rPr>
-          <w:b/>
-          <w:color w:val="FFFFFF"/>
-        </w:rPr>
-        <w:t>mala experiencia del cliente</w:t>
-      </w:r>
-      <w:r>
-        <w:rPr>
-          <w:color w:val="FFFFFF"/>
-        </w:rPr>
-        <w:t xml:space="preserve"> causadas por la falta de un sistema integrado que optimice los procesos de reservas, pagos y administración en los restaurantes de tu zona. Tu proyecto busca resolver estas ineficiencias para que los restaurantes puedan enfocarse en lo que mejor saben hacer: brindar un servicio de calidad.</w:t>
-      </w:r>
-    </w:p>
-    <w:p>
-      <w:r>
-        <w:t xml:space="preserve"> </w:t>
       </w:r>
     </w:p>
     <w:p>
@@ -344,7 +297,6 @@
           <w:b/>
           <w:color w:val="000000"/>
         </w:rPr>
-        <w:lastRenderedPageBreak/>
         <w:t>PREGUNTA PROBLEMA</w:t>
       </w:r>
     </w:p>
@@ -404,6 +356,7 @@
           <w:b/>
           <w:color w:val="000000"/>
         </w:rPr>
+        <w:lastRenderedPageBreak/>
         <w:t>JUSTIFICACIÓN</w:t>
       </w:r>
     </w:p>
@@ -1188,6 +1141,7 @@
   <w:style w:type="character" w:default="1" w:styleId="Fuentedeprrafopredeter">
     <w:name w:val="Default Paragraph Font"/>
     <w:uiPriority w:val="1"/>
+    <w:semiHidden/>
     <w:unhideWhenUsed/>
   </w:style>
   <w:style w:type="table" w:default="1" w:styleId="Tablanormal">
